--- a/zht/docx/06.content.docx
+++ b/zht/docx/06.content.docx
@@ -19,7 +19,7 @@
         <w:rPr>
           <w:lang w:val="zh_TW" w:bidi="zh_TW"/>
         </w:rPr>
-        <w:t>Resource: 研讀筆記 - 書籍簡介 (Tyndale)</w:t>
+        <w:t>Resource: Tyndale Open Study Notes</w:t>
       </w:r>
       <w:r>
         <w:rPr>
@@ -112,7 +112,7 @@
         <w:rPr>
           <w:lang w:val="zh_TW" w:bidi="zh_TW"/>
         </w:rPr>
-        <w:t>研讀筆記 - 書籍簡介 (Tyndale)</w:t>
+        <w:t>Tyndale Open Study Notes</w:t>
       </w:r>
     </w:p>
     <w:p>

--- a/zht/docx/06.content.docx
+++ b/zht/docx/06.content.docx
@@ -19,7 +19,7 @@
         <w:rPr>
           <w:lang w:val="zh_TW" w:bidi="zh_TW"/>
         </w:rPr>
-        <w:t>Resource: Tyndale Open Study Notes</w:t>
+        <w:t>Resource: Aquifer Open Study Notes (Book Intros)</w:t>
       </w:r>
       <w:r>
         <w:rPr>
@@ -112,7 +112,7 @@
         <w:rPr>
           <w:lang w:val="zh_TW" w:bidi="zh_TW"/>
         </w:rPr>
-        <w:t>Tyndale Open Study Notes</w:t>
+        <w:t>Aquifer Open Study Notes (Book Intros)</w:t>
       </w:r>
     </w:p>
     <w:p>

--- a/zht/docx/06.content.docx
+++ b/zht/docx/06.content.docx
@@ -311,72 +311,48 @@
         </w:rPr>
         <w:t>約書亞記的前半部分（</w:t>
       </w:r>
-      <w:hyperlink r:id="rId13">
-        <w:r>
-          <w:rPr>
-            <w:lang w:val="zh_TW" w:bidi="zh_TW"/>
-          </w:rPr>
-          <w:rPr>
-            <w:color w:val="0000EE"/>
-            <w:u w:val="single"/>
-          </w:rPr>
-          <w:t>1–12</w:t>
-        </w:r>
-      </w:hyperlink>
+      <w:r>
+        <w:rPr>
+          <w:lang w:val="zh_TW" w:bidi="zh_TW"/>
+        </w:rPr>
+        <w:t>1–12</w:t>
+      </w:r>
       <w:r>
         <w:rPr>
           <w:lang w:val="zh_TW" w:bidi="zh_TW"/>
         </w:rPr>
         <w:t>章）是聖經中最具戲劇性的敘述之一。在以色列人準備渡過約旦河時，約書亞派遣兩名年輕探子窺探耶利哥，因為以色列人必須攻取這座城，才能進入山地。這兩名探子得到喇合的幫助，並承諾在攻城時拯救她和她的家人（</w:t>
       </w:r>
-      <w:hyperlink r:id="rId14">
-        <w:r>
-          <w:rPr>
-            <w:lang w:val="zh_TW" w:bidi="zh_TW"/>
-          </w:rPr>
-          <w:rPr>
-            <w:color w:val="0000EE"/>
-            <w:u w:val="single"/>
-          </w:rPr>
-          <w:t>2</w:t>
-        </w:r>
-      </w:hyperlink>
+      <w:r>
+        <w:rPr>
+          <w:lang w:val="zh_TW" w:bidi="zh_TW"/>
+        </w:rPr>
+        <w:t>2</w:t>
+      </w:r>
       <w:r>
         <w:rPr>
           <w:lang w:val="zh_TW" w:bidi="zh_TW"/>
         </w:rPr>
         <w:t>章）。隨後，以色列人渡過約旦河，其水流因神蹟而止息了（</w:t>
       </w:r>
-      <w:hyperlink r:id="rId15">
-        <w:r>
-          <w:rPr>
-            <w:lang w:val="zh_TW" w:bidi="zh_TW"/>
-          </w:rPr>
-          <w:rPr>
-            <w:color w:val="0000EE"/>
-            <w:u w:val="single"/>
-          </w:rPr>
-          <w:t>3</w:t>
-        </w:r>
-      </w:hyperlink>
+      <w:r>
+        <w:rPr>
+          <w:lang w:val="zh_TW" w:bidi="zh_TW"/>
+        </w:rPr>
+        <w:t>3</w:t>
+      </w:r>
       <w:r>
         <w:rPr>
           <w:lang w:val="zh_TW" w:bidi="zh_TW"/>
         </w:rPr>
         <w:t>章）。接著，神使耶利哥城牆倒塌，將這座城交給以色列人（</w:t>
       </w:r>
-      <w:hyperlink r:id="rId16">
-        <w:r>
-          <w:rPr>
-            <w:lang w:val="zh_TW" w:bidi="zh_TW"/>
-          </w:rPr>
-          <w:rPr>
-            <w:color w:val="0000EE"/>
-            <w:u w:val="single"/>
-          </w:rPr>
-          <w:t>6</w:t>
-        </w:r>
-      </w:hyperlink>
+      <w:r>
+        <w:rPr>
+          <w:lang w:val="zh_TW" w:bidi="zh_TW"/>
+        </w:rPr>
+        <w:t>6</w:t>
+      </w:r>
       <w:r>
         <w:rPr>
           <w:lang w:val="zh_TW" w:bidi="zh_TW"/>
@@ -397,54 +373,36 @@
         </w:rPr>
         <w:t>以色列人攻取耶利哥後，成功打開通往西方山地的道路。然而，一名名叫亞干的人違背了神的命令，使神不悅，於是以色列人在戰事中遭遇挫敗，直到亞干的罪被揭露並受到審判（</w:t>
       </w:r>
-      <w:hyperlink r:id="rId17">
-        <w:r>
-          <w:rPr>
-            <w:lang w:val="zh_TW" w:bidi="zh_TW"/>
-          </w:rPr>
-          <w:rPr>
-            <w:color w:val="0000EE"/>
-            <w:u w:val="single"/>
-          </w:rPr>
-          <w:t>7</w:t>
-        </w:r>
-      </w:hyperlink>
+      <w:r>
+        <w:rPr>
+          <w:lang w:val="zh_TW" w:bidi="zh_TW"/>
+        </w:rPr>
+        <w:t>7</w:t>
+      </w:r>
       <w:r>
         <w:rPr>
           <w:lang w:val="zh_TW" w:bidi="zh_TW"/>
         </w:rPr>
         <w:t>章）。隨後，神賜予約書亞對南方迦南城邦聯盟的重大勝利，甚至回應了約書亞的禱告，使日月停住，直到戰事完全得勝（</w:t>
       </w:r>
-      <w:hyperlink r:id="rId18">
-        <w:r>
-          <w:rPr>
-            <w:lang w:val="zh_TW" w:bidi="zh_TW"/>
-          </w:rPr>
-          <w:rPr>
-            <w:color w:val="0000EE"/>
-            <w:u w:val="single"/>
-          </w:rPr>
-          <w:t>10</w:t>
-        </w:r>
-      </w:hyperlink>
+      <w:r>
+        <w:rPr>
+          <w:lang w:val="zh_TW" w:bidi="zh_TW"/>
+        </w:rPr>
+        <w:t>10</w:t>
+      </w:r>
       <w:r>
         <w:rPr>
           <w:lang w:val="zh_TW" w:bidi="zh_TW"/>
         </w:rPr>
         <w:t>章）。之後，約書亞轉向北方，對北方城邦聯盟發動戰爭，並取得同樣決定性的勝利（</w:t>
       </w:r>
-      <w:hyperlink r:id="rId19">
-        <w:r>
-          <w:rPr>
-            <w:lang w:val="zh_TW" w:bidi="zh_TW"/>
-          </w:rPr>
-          <w:rPr>
-            <w:color w:val="0000EE"/>
-            <w:u w:val="single"/>
-          </w:rPr>
-          <w:t>11</w:t>
-        </w:r>
-      </w:hyperlink>
+      <w:r>
+        <w:rPr>
+          <w:lang w:val="zh_TW" w:bidi="zh_TW"/>
+        </w:rPr>
+        <w:t>11</w:t>
+      </w:r>
       <w:r>
         <w:rPr>
           <w:lang w:val="zh_TW" w:bidi="zh_TW"/>
@@ -465,162 +423,108 @@
         </w:rPr>
         <w:t>約書亞記的後半部分（</w:t>
       </w:r>
-      <w:hyperlink r:id="rId20">
-        <w:r>
-          <w:rPr>
-            <w:lang w:val="zh_TW" w:bidi="zh_TW"/>
-          </w:rPr>
-          <w:rPr>
-            <w:color w:val="0000EE"/>
-            <w:u w:val="single"/>
-          </w:rPr>
-          <w:t>13–24</w:t>
-        </w:r>
-      </w:hyperlink>
+      <w:r>
+        <w:rPr>
+          <w:lang w:val="zh_TW" w:bidi="zh_TW"/>
+        </w:rPr>
+        <w:t>13–24</w:t>
+      </w:r>
       <w:r>
         <w:rPr>
           <w:lang w:val="zh_TW" w:bidi="zh_TW"/>
         </w:rPr>
         <w:t>章）詳細記載以色列各支派的地業分配，包括猶大、便雅憫和約瑟支派的領地（</w:t>
       </w:r>
-      <w:hyperlink r:id="rId21">
-        <w:r>
-          <w:rPr>
-            <w:lang w:val="zh_TW" w:bidi="zh_TW"/>
-          </w:rPr>
-          <w:rPr>
-            <w:color w:val="0000EE"/>
-            <w:u w:val="single"/>
-          </w:rPr>
-          <w:t>15–19</w:t>
-        </w:r>
-      </w:hyperlink>
+      <w:r>
+        <w:rPr>
+          <w:lang w:val="zh_TW" w:bidi="zh_TW"/>
+        </w:rPr>
+        <w:t>15–19</w:t>
+      </w:r>
       <w:r>
         <w:rPr>
           <w:lang w:val="zh_TW" w:bidi="zh_TW"/>
         </w:rPr>
         <w:t>章）；這些支派成為以色列的核心部族。這段領地分配的記述，由迦勒和約書亞所得的地業作為開始與結尾（</w:t>
       </w:r>
-      <w:hyperlink r:id="rId22">
-        <w:r>
-          <w:rPr>
-            <w:lang w:val="zh_TW" w:bidi="zh_TW"/>
-          </w:rPr>
-          <w:rPr>
-            <w:color w:val="0000EE"/>
-            <w:u w:val="single"/>
-          </w:rPr>
-          <w:t>15</w:t>
-        </w:r>
-      </w:hyperlink>
+      <w:r>
+        <w:rPr>
+          <w:lang w:val="zh_TW" w:bidi="zh_TW"/>
+        </w:rPr>
+        <w:t>15</w:t>
+      </w:r>
       <w:r>
         <w:rPr>
           <w:lang w:val="zh_TW" w:bidi="zh_TW"/>
         </w:rPr>
         <w:t>和</w:t>
       </w:r>
-      <w:hyperlink r:id="rId23">
-        <w:r>
-          <w:rPr>
-            <w:lang w:val="zh_TW" w:bidi="zh_TW"/>
-          </w:rPr>
-          <w:rPr>
-            <w:color w:val="0000EE"/>
-            <w:u w:val="single"/>
-          </w:rPr>
-          <w:t>19</w:t>
-        </w:r>
-      </w:hyperlink>
+      <w:r>
+        <w:rPr>
+          <w:lang w:val="zh_TW" w:bidi="zh_TW"/>
+        </w:rPr>
+        <w:t>19</w:t>
+      </w:r>
       <w:r>
         <w:rPr>
           <w:lang w:val="zh_TW" w:bidi="zh_TW"/>
         </w:rPr>
         <w:t>章）。設立六座庇護城（</w:t>
       </w:r>
-      <w:hyperlink r:id="rId24">
-        <w:r>
-          <w:rPr>
-            <w:lang w:val="zh_TW" w:bidi="zh_TW"/>
-          </w:rPr>
-          <w:rPr>
-            <w:color w:val="0000EE"/>
-            <w:u w:val="single"/>
-          </w:rPr>
-          <w:t>20</w:t>
-        </w:r>
-      </w:hyperlink>
+      <w:r>
+        <w:rPr>
+          <w:lang w:val="zh_TW" w:bidi="zh_TW"/>
+        </w:rPr>
+        <w:t>20</w:t>
+      </w:r>
       <w:r>
         <w:rPr>
           <w:lang w:val="zh_TW" w:bidi="zh_TW"/>
         </w:rPr>
         <w:t>章），並分配好利未人在各支派領地內的城（</w:t>
       </w:r>
-      <w:hyperlink r:id="rId25">
-        <w:r>
-          <w:rPr>
-            <w:lang w:val="zh_TW" w:bidi="zh_TW"/>
-          </w:rPr>
-          <w:rPr>
-            <w:color w:val="0000EE"/>
-            <w:u w:val="single"/>
-          </w:rPr>
-          <w:t>21</w:t>
-        </w:r>
-      </w:hyperlink>
+      <w:r>
+        <w:rPr>
+          <w:lang w:val="zh_TW" w:bidi="zh_TW"/>
+        </w:rPr>
+        <w:t>21</w:t>
+      </w:r>
       <w:r>
         <w:rPr>
           <w:lang w:val="zh_TW" w:bidi="zh_TW"/>
         </w:rPr>
         <w:t>章）後，整個土地分配過程就完成了。約旦河東的兩個半支派，在獲得土地後允許返回家鄉，但他們需要與西岸支派澄清有關紀念壇的誤解（</w:t>
       </w:r>
-      <w:hyperlink r:id="rId26">
-        <w:r>
-          <w:rPr>
-            <w:lang w:val="zh_TW" w:bidi="zh_TW"/>
-          </w:rPr>
-          <w:rPr>
-            <w:color w:val="0000EE"/>
-            <w:u w:val="single"/>
-          </w:rPr>
-          <w:t>22</w:t>
-        </w:r>
-      </w:hyperlink>
+      <w:r>
+        <w:rPr>
+          <w:lang w:val="zh_TW" w:bidi="zh_TW"/>
+        </w:rPr>
+        <w:t>22</w:t>
+      </w:r>
       <w:r>
         <w:rPr>
           <w:lang w:val="zh_TW" w:bidi="zh_TW"/>
         </w:rPr>
         <w:t>章）。最後，這卷書以約書亞告別（</w:t>
       </w:r>
-      <w:hyperlink r:id="rId27">
-        <w:r>
-          <w:rPr>
-            <w:lang w:val="zh_TW" w:bidi="zh_TW"/>
-          </w:rPr>
-          <w:rPr>
-            <w:color w:val="0000EE"/>
-            <w:u w:val="single"/>
-          </w:rPr>
-          <w:t>23</w:t>
-        </w:r>
-      </w:hyperlink>
+      <w:r>
+        <w:rPr>
+          <w:lang w:val="zh_TW" w:bidi="zh_TW"/>
+        </w:rPr>
+        <w:t>23</w:t>
+      </w:r>
       <w:r>
         <w:rPr>
           <w:lang w:val="zh_TW" w:bidi="zh_TW"/>
         </w:rPr>
         <w:t>章）、召集百姓重新與神立約，以及三位重要人物的葬禮作結（</w:t>
       </w:r>
-      <w:hyperlink r:id="rId28">
-        <w:r>
-          <w:rPr>
-            <w:lang w:val="zh_TW" w:bidi="zh_TW"/>
-          </w:rPr>
-          <w:rPr>
-            <w:color w:val="0000EE"/>
-            <w:u w:val="single"/>
-          </w:rPr>
-          <w:t>24</w:t>
-        </w:r>
-      </w:hyperlink>
+      <w:r>
+        <w:rPr>
+          <w:lang w:val="zh_TW" w:bidi="zh_TW"/>
+        </w:rPr>
+        <w:t>24</w:t>
+      </w:r>
       <w:r>
         <w:rPr>
           <w:lang w:val="zh_TW" w:bidi="zh_TW"/>
@@ -732,18 +636,12 @@
         </w:rPr>
         <w:t>約書亞記記載的是以色列人進入迦南的概況，但它並未聲稱以色列人完全消滅了所有迦南人。事實上，許多迦南人仍然存留，這一點在接續的士師記中也有記載。士師記所記載的以色列多代歷史顯示，以色列逐漸強盛，並同化了許多迦南人。到了大衛王的時代，大多數居住在這片土地的人已經視自己為以色列人，但仍有一些獨立群體存在（例如</w:t>
       </w:r>
-      <w:hyperlink r:id="rId29">
-        <w:r>
-          <w:rPr>
-            <w:lang w:val="zh_TW" w:bidi="zh_TW"/>
-          </w:rPr>
-          <w:rPr>
-            <w:color w:val="0000EE"/>
-            <w:u w:val="single"/>
-          </w:rPr>
-          <w:t>撒下5:6–8</w:t>
-        </w:r>
-      </w:hyperlink>
+      <w:r>
+        <w:rPr>
+          <w:lang w:val="zh_TW" w:bidi="zh_TW"/>
+        </w:rPr>
+        <w:t>撒下5:6–8</w:t>
+      </w:r>
       <w:r>
         <w:rPr>
           <w:lang w:val="zh_TW" w:bidi="zh_TW"/>
